--- a/docs/delivery/out/Руководства/Руководство пользователя — Руководитель подразделения.docx
+++ b/docs/delivery/out/Руководства/Руководство пользователя — Руководитель подразделения.docx
@@ -116,7 +116,7 @@
       <w:r>
         <w:fldChar w:fldCharType="separate"/>
       </w:r>
-      <w:hyperlink w:anchor="_Toc241493233" w:history="1">
+      <w:hyperlink w:anchor="_Toc241494129" w:history="1">
         <w:r>
           <w:rPr>
             <w:rStyle w:val="aff8"/>
@@ -143,7 +143,7 @@
             <w:noProof/>
             <w:webHidden/>
           </w:rPr>
-          <w:instrText xml:space="preserve"> PAGEREF _Toc241493233 \h </w:instrText>
+          <w:instrText xml:space="preserve"> PAGEREF _Toc241494129 \h </w:instrText>
         </w:r>
         <w:r>
           <w:rPr>
@@ -186,7 +186,7 @@
           <w:lang w:val="ru-RU" w:eastAsia="ru-RU"/>
         </w:rPr>
       </w:pPr>
-      <w:hyperlink w:anchor="_Toc241493234" w:history="1">
+      <w:hyperlink w:anchor="_Toc241494130" w:history="1">
         <w:r>
           <w:rPr>
             <w:rStyle w:val="aff8"/>
@@ -213,7 +213,7 @@
             <w:noProof/>
             <w:webHidden/>
           </w:rPr>
-          <w:instrText xml:space="preserve"> PAGEREF _Toc241493234 \h </w:instrText>
+          <w:instrText xml:space="preserve"> PAGEREF _Toc241494130 \h </w:instrText>
         </w:r>
         <w:r>
           <w:rPr>
@@ -256,7 +256,7 @@
           <w:lang w:val="ru-RU" w:eastAsia="ru-RU"/>
         </w:rPr>
       </w:pPr>
-      <w:hyperlink w:anchor="_Toc241493235" w:history="1">
+      <w:hyperlink w:anchor="_Toc241494131" w:history="1">
         <w:r>
           <w:rPr>
             <w:rStyle w:val="aff8"/>
@@ -283,7 +283,7 @@
             <w:noProof/>
             <w:webHidden/>
           </w:rPr>
-          <w:instrText xml:space="preserve"> PAGEREF _Toc241493235 \h </w:instrText>
+          <w:instrText xml:space="preserve"> PAGEREF _Toc241494131 \h </w:instrText>
         </w:r>
         <w:r>
           <w:rPr>
@@ -326,7 +326,7 @@
           <w:lang w:val="ru-RU" w:eastAsia="ru-RU"/>
         </w:rPr>
       </w:pPr>
-      <w:hyperlink w:anchor="_Toc241493236" w:history="1">
+      <w:hyperlink w:anchor="_Toc241494132" w:history="1">
         <w:r>
           <w:rPr>
             <w:rStyle w:val="aff8"/>
@@ -353,7 +353,7 @@
             <w:noProof/>
             <w:webHidden/>
           </w:rPr>
-          <w:instrText xml:space="preserve"> PAGEREF _Toc241493236 \h </w:instrText>
+          <w:instrText xml:space="preserve"> PAGEREF _Toc241494132 \h </w:instrText>
         </w:r>
         <w:r>
           <w:rPr>
@@ -396,7 +396,7 @@
           <w:lang w:val="ru-RU" w:eastAsia="ru-RU"/>
         </w:rPr>
       </w:pPr>
-      <w:hyperlink w:anchor="_Toc241493237" w:history="1">
+      <w:hyperlink w:anchor="_Toc241494133" w:history="1">
         <w:r>
           <w:rPr>
             <w:rStyle w:val="aff8"/>
@@ -423,7 +423,7 @@
             <w:noProof/>
             <w:webHidden/>
           </w:rPr>
-          <w:instrText xml:space="preserve"> PAGEREF _Toc241493237 \h </w:instrText>
+          <w:instrText xml:space="preserve"> PAGEREF _Toc241494133 \h </w:instrText>
         </w:r>
         <w:r>
           <w:rPr>
@@ -466,7 +466,7 @@
           <w:lang w:val="ru-RU" w:eastAsia="ru-RU"/>
         </w:rPr>
       </w:pPr>
-      <w:hyperlink w:anchor="_Toc241493238" w:history="1">
+      <w:hyperlink w:anchor="_Toc241494134" w:history="1">
         <w:r>
           <w:rPr>
             <w:rStyle w:val="aff8"/>
@@ -493,7 +493,7 @@
             <w:noProof/>
             <w:webHidden/>
           </w:rPr>
-          <w:instrText xml:space="preserve"> PAGEREF _Toc241493238 \h </w:instrText>
+          <w:instrText xml:space="preserve"> PAGEREF _Toc241494134 \h </w:instrText>
         </w:r>
         <w:r>
           <w:rPr>
@@ -536,7 +536,7 @@
           <w:lang w:val="ru-RU" w:eastAsia="ru-RU"/>
         </w:rPr>
       </w:pPr>
-      <w:hyperlink w:anchor="_Toc241493239" w:history="1">
+      <w:hyperlink w:anchor="_Toc241494135" w:history="1">
         <w:r>
           <w:rPr>
             <w:rStyle w:val="aff8"/>
@@ -563,7 +563,7 @@
             <w:noProof/>
             <w:webHidden/>
           </w:rPr>
-          <w:instrText xml:space="preserve"> PAGEREF _Toc241493239 \h </w:instrText>
+          <w:instrText xml:space="preserve"> PAGEREF _Toc241494135 \h </w:instrText>
         </w:r>
         <w:r>
           <w:rPr>
@@ -606,7 +606,7 @@
           <w:lang w:val="ru-RU" w:eastAsia="ru-RU"/>
         </w:rPr>
       </w:pPr>
-      <w:hyperlink w:anchor="_Toc241493240" w:history="1">
+      <w:hyperlink w:anchor="_Toc241494136" w:history="1">
         <w:r>
           <w:rPr>
             <w:rStyle w:val="aff8"/>
@@ -633,7 +633,7 @@
             <w:noProof/>
             <w:webHidden/>
           </w:rPr>
-          <w:instrText xml:space="preserve"> PAGEREF _Toc241493240 \h </w:instrText>
+          <w:instrText xml:space="preserve"> PAGEREF _Toc241494136 \h </w:instrText>
         </w:r>
         <w:r>
           <w:rPr>
@@ -676,7 +676,7 @@
           <w:lang w:val="ru-RU" w:eastAsia="ru-RU"/>
         </w:rPr>
       </w:pPr>
-      <w:hyperlink w:anchor="_Toc241493241" w:history="1">
+      <w:hyperlink w:anchor="_Toc241494137" w:history="1">
         <w:r>
           <w:rPr>
             <w:rStyle w:val="aff8"/>
@@ -703,7 +703,7 @@
             <w:noProof/>
             <w:webHidden/>
           </w:rPr>
-          <w:instrText xml:space="preserve"> PAGEREF _Toc241493241 \h </w:instrText>
+          <w:instrText xml:space="preserve"> PAGEREF _Toc241494137 \h </w:instrText>
         </w:r>
         <w:r>
           <w:rPr>
@@ -746,7 +746,7 @@
           <w:lang w:val="ru-RU" w:eastAsia="ru-RU"/>
         </w:rPr>
       </w:pPr>
-      <w:hyperlink w:anchor="_Toc241493242" w:history="1">
+      <w:hyperlink w:anchor="_Toc241494138" w:history="1">
         <w:r>
           <w:rPr>
             <w:rStyle w:val="aff8"/>
@@ -773,7 +773,7 @@
             <w:noProof/>
             <w:webHidden/>
           </w:rPr>
-          <w:instrText xml:space="preserve"> PAGEREF _Toc241493242 \h </w:instrText>
+          <w:instrText xml:space="preserve"> PAGEREF _Toc241494138 \h </w:instrText>
         </w:r>
         <w:r>
           <w:rPr>
@@ -818,7 +818,7 @@
       <w:pPr>
         <w:pStyle w:val="1"/>
       </w:pPr>
-      <w:bookmarkStart w:id="0" w:name="_Toc241493233"/>
+      <w:bookmarkStart w:id="0" w:name="_Toc241494129"/>
       <w:r>
         <w:lastRenderedPageBreak/>
         <w:t>Руководство пользователя: руководитель подразделения</w:t>
@@ -840,7 +840,7 @@
       <w:pPr>
         <w:pStyle w:val="21"/>
       </w:pPr>
-      <w:bookmarkStart w:id="1" w:name="_Toc241493234"/>
+      <w:bookmarkStart w:id="1" w:name="_Toc241494130"/>
       <w:r>
         <w:t>1. Рабочее место</w:t>
       </w:r>
@@ -914,7 +914,7 @@
           <w:noProof/>
         </w:rPr>
         <w:drawing>
-          <wp:inline distT="0" distB="0" distL="0" distR="0" wp14:anchorId="57DC7A5C" wp14:editId="404EF629">
+          <wp:inline distT="0" distB="0" distL="0" distR="0" wp14:anchorId="1B8943A1" wp14:editId="7BF43394">
             <wp:extent cx="5940000" cy="3712500"/>
             <wp:effectExtent l="0" t="0" r="0" b="0"/>
             <wp:docPr id="1" name="Picture 1"/>
@@ -966,7 +966,7 @@
       <w:pPr>
         <w:pStyle w:val="21"/>
       </w:pPr>
-      <w:bookmarkStart w:id="2" w:name="_Toc241493235"/>
+      <w:bookmarkStart w:id="2" w:name="_Toc241494131"/>
       <w:r>
         <w:t>2. Эскала</w:t>
       </w:r>
@@ -1019,7 +1019,7 @@
       <w:pPr>
         <w:pStyle w:val="21"/>
       </w:pPr>
-      <w:bookmarkStart w:id="3" w:name="_Toc241493236"/>
+      <w:bookmarkStart w:id="3" w:name="_Toc241494132"/>
       <w:r>
         <w:t>3. Заявки</w:t>
       </w:r>
@@ -1089,7 +1089,7 @@
         </w:rPr>
         <w:lastRenderedPageBreak/>
         <w:drawing>
-          <wp:inline distT="0" distB="0" distL="0" distR="0" wp14:anchorId="30465B76" wp14:editId="162F8C2C">
+          <wp:inline distT="0" distB="0" distL="0" distR="0" wp14:anchorId="626BA887" wp14:editId="572D354F">
             <wp:extent cx="5940000" cy="3712500"/>
             <wp:effectExtent l="0" t="0" r="0" b="0"/>
             <wp:docPr id="2" name="Picture 2"/>
@@ -1141,7 +1141,7 @@
       <w:pPr>
         <w:pStyle w:val="21"/>
       </w:pPr>
-      <w:bookmarkStart w:id="4" w:name="_Toc241493237"/>
+      <w:bookmarkStart w:id="4" w:name="_Toc241494133"/>
       <w:r>
         <w:t>4. План ТО и графики</w:t>
       </w:r>
@@ -1208,7 +1208,7 @@
         </w:rPr>
         <w:lastRenderedPageBreak/>
         <w:drawing>
-          <wp:inline distT="0" distB="0" distL="0" distR="0" wp14:anchorId="39212058" wp14:editId="46E297D3">
+          <wp:inline distT="0" distB="0" distL="0" distR="0" wp14:anchorId="7C62F19C" wp14:editId="7ADBECAC">
             <wp:extent cx="5940000" cy="3712500"/>
             <wp:effectExtent l="0" t="0" r="0" b="0"/>
             <wp:docPr id="3" name="Picture 3"/>
@@ -1260,7 +1260,7 @@
       <w:pPr>
         <w:pStyle w:val="21"/>
       </w:pPr>
-      <w:bookmarkStart w:id="5" w:name="_Toc241493238"/>
+      <w:bookmarkStart w:id="5" w:name="_Toc241494134"/>
       <w:r>
         <w:t>5. Структура зоны и люди</w:t>
       </w:r>
@@ -1444,7 +1444,7 @@
         </w:rPr>
         <w:lastRenderedPageBreak/>
         <w:drawing>
-          <wp:inline distT="0" distB="0" distL="0" distR="0" wp14:anchorId="7DE75AE8" wp14:editId="2F976DA5">
+          <wp:inline distT="0" distB="0" distL="0" distR="0" wp14:anchorId="62137E30" wp14:editId="20DCF372">
             <wp:extent cx="5940000" cy="3712500"/>
             <wp:effectExtent l="0" t="0" r="0" b="0"/>
             <wp:docPr id="4" name="Picture 4"/>
@@ -1496,7 +1496,7 @@
       <w:pPr>
         <w:pStyle w:val="21"/>
       </w:pPr>
-      <w:bookmarkStart w:id="6" w:name="_Toc241493239"/>
+      <w:bookmarkStart w:id="6" w:name="_Toc241494135"/>
       <w:r>
         <w:t>6. Отчёты</w:t>
       </w:r>
@@ -1516,7 +1516,7 @@
           <w:noProof/>
         </w:rPr>
         <w:drawing>
-          <wp:inline distT="0" distB="0" distL="0" distR="0" wp14:anchorId="5F56140D" wp14:editId="044C3102">
+          <wp:inline distT="0" distB="0" distL="0" distR="0" wp14:anchorId="5774277E" wp14:editId="1E1BE6C4">
             <wp:extent cx="5940000" cy="3712500"/>
             <wp:effectExtent l="0" t="0" r="0" b="0"/>
             <wp:docPr id="5" name="Picture 5"/>
@@ -1568,7 +1568,7 @@
       <w:pPr>
         <w:pStyle w:val="21"/>
       </w:pPr>
-      <w:bookmarkStart w:id="7" w:name="_Toc241493240"/>
+      <w:bookmarkStart w:id="7" w:name="_Toc241494136"/>
       <w:r>
         <w:lastRenderedPageBreak/>
         <w:t>7. Учения</w:t>
@@ -1666,7 +1666,7 @@
       <w:pPr>
         <w:pStyle w:val="21"/>
       </w:pPr>
-      <w:bookmarkStart w:id="8" w:name="_Toc241493241"/>
+      <w:bookmarkStart w:id="8" w:name="_Toc241494137"/>
       <w:r>
         <w:t>8. Вики</w:t>
       </w:r>
@@ -1681,7 +1681,7 @@
       <w:pPr>
         <w:pStyle w:val="21"/>
       </w:pPr>
-      <w:bookmarkStart w:id="9" w:name="_Toc241493242"/>
+      <w:bookmarkStart w:id="9" w:name="_Toc241494138"/>
       <w:r>
         <w:t>9. Раз</w:t>
       </w:r>
@@ -13400,7 +13400,7 @@
     <w:autoRedefine/>
     <w:uiPriority w:val="39"/>
     <w:unhideWhenUsed/>
-    <w:rsid w:val="00EA13E1"/>
+    <w:rsid w:val="00016A3B"/>
     <w:pPr>
       <w:spacing w:after="100"/>
     </w:pPr>
@@ -13412,7 +13412,7 @@
     <w:autoRedefine/>
     <w:uiPriority w:val="39"/>
     <w:unhideWhenUsed/>
-    <w:rsid w:val="00EA13E1"/>
+    <w:rsid w:val="00016A3B"/>
     <w:pPr>
       <w:spacing w:after="100"/>
       <w:ind w:left="220"/>
@@ -13423,7 +13423,7 @@
     <w:basedOn w:val="a2"/>
     <w:uiPriority w:val="99"/>
     <w:unhideWhenUsed/>
-    <w:rsid w:val="00EA13E1"/>
+    <w:rsid w:val="00016A3B"/>
     <w:rPr>
       <w:color w:val="0000FF" w:themeColor="hyperlink"/>
       <w:u w:val="single"/>

--- a/docs/delivery/out/Руководства/Руководство пользователя — Руководитель подразделения.docx
+++ b/docs/delivery/out/Руководства/Руководство пользователя — Руководитель подразделения.docx
@@ -116,7 +116,7 @@
       <w:r>
         <w:fldChar w:fldCharType="separate"/>
       </w:r>
-      <w:hyperlink w:anchor="_Toc241494129" w:history="1">
+      <w:hyperlink w:anchor="_Toc241594717" w:history="1">
         <w:r>
           <w:rPr>
             <w:rStyle w:val="aff8"/>
@@ -143,7 +143,7 @@
             <w:noProof/>
             <w:webHidden/>
           </w:rPr>
-          <w:instrText xml:space="preserve"> PAGEREF _Toc241494129 \h </w:instrText>
+          <w:instrText xml:space="preserve"> PAGEREF _Toc241594717 \h </w:instrText>
         </w:r>
         <w:r>
           <w:rPr>
@@ -186,7 +186,7 @@
           <w:lang w:val="ru-RU" w:eastAsia="ru-RU"/>
         </w:rPr>
       </w:pPr>
-      <w:hyperlink w:anchor="_Toc241494130" w:history="1">
+      <w:hyperlink w:anchor="_Toc241594718" w:history="1">
         <w:r>
           <w:rPr>
             <w:rStyle w:val="aff8"/>
@@ -213,7 +213,7 @@
             <w:noProof/>
             <w:webHidden/>
           </w:rPr>
-          <w:instrText xml:space="preserve"> PAGEREF _Toc241494130 \h </w:instrText>
+          <w:instrText xml:space="preserve"> PAGEREF _Toc241594718 \h </w:instrText>
         </w:r>
         <w:r>
           <w:rPr>
@@ -256,7 +256,7 @@
           <w:lang w:val="ru-RU" w:eastAsia="ru-RU"/>
         </w:rPr>
       </w:pPr>
-      <w:hyperlink w:anchor="_Toc241494131" w:history="1">
+      <w:hyperlink w:anchor="_Toc241594719" w:history="1">
         <w:r>
           <w:rPr>
             <w:rStyle w:val="aff8"/>
@@ -283,7 +283,7 @@
             <w:noProof/>
             <w:webHidden/>
           </w:rPr>
-          <w:instrText xml:space="preserve"> PAGEREF _Toc241494131 \h </w:instrText>
+          <w:instrText xml:space="preserve"> PAGEREF _Toc241594719 \h </w:instrText>
         </w:r>
         <w:r>
           <w:rPr>
@@ -326,7 +326,7 @@
           <w:lang w:val="ru-RU" w:eastAsia="ru-RU"/>
         </w:rPr>
       </w:pPr>
-      <w:hyperlink w:anchor="_Toc241494132" w:history="1">
+      <w:hyperlink w:anchor="_Toc241594720" w:history="1">
         <w:r>
           <w:rPr>
             <w:rStyle w:val="aff8"/>
@@ -353,7 +353,7 @@
             <w:noProof/>
             <w:webHidden/>
           </w:rPr>
-          <w:instrText xml:space="preserve"> PAGEREF _Toc241494132 \h </w:instrText>
+          <w:instrText xml:space="preserve"> PAGEREF _Toc241594720 \h </w:instrText>
         </w:r>
         <w:r>
           <w:rPr>
@@ -396,7 +396,7 @@
           <w:lang w:val="ru-RU" w:eastAsia="ru-RU"/>
         </w:rPr>
       </w:pPr>
-      <w:hyperlink w:anchor="_Toc241494133" w:history="1">
+      <w:hyperlink w:anchor="_Toc241594721" w:history="1">
         <w:r>
           <w:rPr>
             <w:rStyle w:val="aff8"/>
@@ -423,7 +423,7 @@
             <w:noProof/>
             <w:webHidden/>
           </w:rPr>
-          <w:instrText xml:space="preserve"> PAGEREF _Toc241494133 \h </w:instrText>
+          <w:instrText xml:space="preserve"> PAGEREF _Toc241594721 \h </w:instrText>
         </w:r>
         <w:r>
           <w:rPr>
@@ -466,7 +466,7 @@
           <w:lang w:val="ru-RU" w:eastAsia="ru-RU"/>
         </w:rPr>
       </w:pPr>
-      <w:hyperlink w:anchor="_Toc241494134" w:history="1">
+      <w:hyperlink w:anchor="_Toc241594722" w:history="1">
         <w:r>
           <w:rPr>
             <w:rStyle w:val="aff8"/>
@@ -493,7 +493,7 @@
             <w:noProof/>
             <w:webHidden/>
           </w:rPr>
-          <w:instrText xml:space="preserve"> PAGEREF _Toc241494134 \h </w:instrText>
+          <w:instrText xml:space="preserve"> PAGEREF _Toc241594722 \h </w:instrText>
         </w:r>
         <w:r>
           <w:rPr>
@@ -536,7 +536,7 @@
           <w:lang w:val="ru-RU" w:eastAsia="ru-RU"/>
         </w:rPr>
       </w:pPr>
-      <w:hyperlink w:anchor="_Toc241494135" w:history="1">
+      <w:hyperlink w:anchor="_Toc241594723" w:history="1">
         <w:r>
           <w:rPr>
             <w:rStyle w:val="aff8"/>
@@ -563,7 +563,7 @@
             <w:noProof/>
             <w:webHidden/>
           </w:rPr>
-          <w:instrText xml:space="preserve"> PAGEREF _Toc241494135 \h </w:instrText>
+          <w:instrText xml:space="preserve"> PAGEREF _Toc241594723 \h </w:instrText>
         </w:r>
         <w:r>
           <w:rPr>
@@ -606,7 +606,7 @@
           <w:lang w:val="ru-RU" w:eastAsia="ru-RU"/>
         </w:rPr>
       </w:pPr>
-      <w:hyperlink w:anchor="_Toc241494136" w:history="1">
+      <w:hyperlink w:anchor="_Toc241594724" w:history="1">
         <w:r>
           <w:rPr>
             <w:rStyle w:val="aff8"/>
@@ -633,7 +633,7 @@
             <w:noProof/>
             <w:webHidden/>
           </w:rPr>
-          <w:instrText xml:space="preserve"> PAGEREF _Toc241494136 \h </w:instrText>
+          <w:instrText xml:space="preserve"> PAGEREF _Toc241594724 \h </w:instrText>
         </w:r>
         <w:r>
           <w:rPr>
@@ -676,7 +676,7 @@
           <w:lang w:val="ru-RU" w:eastAsia="ru-RU"/>
         </w:rPr>
       </w:pPr>
-      <w:hyperlink w:anchor="_Toc241494137" w:history="1">
+      <w:hyperlink w:anchor="_Toc241594725" w:history="1">
         <w:r>
           <w:rPr>
             <w:rStyle w:val="aff8"/>
@@ -703,7 +703,7 @@
             <w:noProof/>
             <w:webHidden/>
           </w:rPr>
-          <w:instrText xml:space="preserve"> PAGEREF _Toc241494137 \h </w:instrText>
+          <w:instrText xml:space="preserve"> PAGEREF _Toc241594725 \h </w:instrText>
         </w:r>
         <w:r>
           <w:rPr>
@@ -746,7 +746,7 @@
           <w:lang w:val="ru-RU" w:eastAsia="ru-RU"/>
         </w:rPr>
       </w:pPr>
-      <w:hyperlink w:anchor="_Toc241494138" w:history="1">
+      <w:hyperlink w:anchor="_Toc241594726" w:history="1">
         <w:r>
           <w:rPr>
             <w:rStyle w:val="aff8"/>
@@ -773,7 +773,7 @@
             <w:noProof/>
             <w:webHidden/>
           </w:rPr>
-          <w:instrText xml:space="preserve"> PAGEREF _Toc241494138 \h </w:instrText>
+          <w:instrText xml:space="preserve"> PAGEREF _Toc241594726 \h </w:instrText>
         </w:r>
         <w:r>
           <w:rPr>
@@ -805,6 +805,216 @@
       </w:hyperlink>
     </w:p>
     <w:p>
+      <w:pPr>
+        <w:pStyle w:val="2c"/>
+        <w:tabs>
+          <w:tab w:val="right" w:leader="dot" w:pos="9628"/>
+        </w:tabs>
+        <w:rPr>
+          <w:rFonts w:asciiTheme="minorHAnsi" w:eastAsiaTheme="minorEastAsia" w:hAnsiTheme="minorHAnsi"/>
+          <w:noProof/>
+          <w:lang w:val="ru-RU" w:eastAsia="ru-RU"/>
+        </w:rPr>
+      </w:pPr>
+      <w:hyperlink w:anchor="_Toc241594727" w:history="1">
+        <w:r>
+          <w:rPr>
+            <w:rStyle w:val="aff8"/>
+            <w:noProof/>
+          </w:rPr>
+          <w:t>10. Заявки: полный цикл</w:t>
+        </w:r>
+        <w:r>
+          <w:rPr>
+            <w:noProof/>
+            <w:webHidden/>
+          </w:rPr>
+          <w:tab/>
+        </w:r>
+        <w:r>
+          <w:rPr>
+            <w:noProof/>
+            <w:webHidden/>
+          </w:rPr>
+          <w:fldChar w:fldCharType="begin"/>
+        </w:r>
+        <w:r>
+          <w:rPr>
+            <w:noProof/>
+            <w:webHidden/>
+          </w:rPr>
+          <w:instrText xml:space="preserve"> PAGEREF _Toc241594727 \h </w:instrText>
+        </w:r>
+        <w:r>
+          <w:rPr>
+            <w:noProof/>
+            <w:webHidden/>
+          </w:rPr>
+        </w:r>
+        <w:r>
+          <w:rPr>
+            <w:noProof/>
+            <w:webHidden/>
+          </w:rPr>
+          <w:fldChar w:fldCharType="separate"/>
+        </w:r>
+        <w:r>
+          <w:rPr>
+            <w:noProof/>
+            <w:webHidden/>
+          </w:rPr>
+          <w:t>7</w:t>
+        </w:r>
+        <w:r>
+          <w:rPr>
+            <w:noProof/>
+            <w:webHidden/>
+          </w:rPr>
+          <w:fldChar w:fldCharType="end"/>
+        </w:r>
+      </w:hyperlink>
+    </w:p>
+    <w:p>
+      <w:pPr>
+        <w:pStyle w:val="2c"/>
+        <w:tabs>
+          <w:tab w:val="right" w:leader="dot" w:pos="9628"/>
+        </w:tabs>
+        <w:rPr>
+          <w:rFonts w:asciiTheme="minorHAnsi" w:eastAsiaTheme="minorEastAsia" w:hAnsiTheme="minorHAnsi"/>
+          <w:noProof/>
+          <w:lang w:val="ru-RU" w:eastAsia="ru-RU"/>
+        </w:rPr>
+      </w:pPr>
+      <w:hyperlink w:anchor="_Toc241594728" w:history="1">
+        <w:r>
+          <w:rPr>
+            <w:rStyle w:val="aff8"/>
+            <w:noProof/>
+          </w:rPr>
+          <w:t>11. Симулятор датчиков</w:t>
+        </w:r>
+        <w:r>
+          <w:rPr>
+            <w:noProof/>
+            <w:webHidden/>
+          </w:rPr>
+          <w:tab/>
+        </w:r>
+        <w:r>
+          <w:rPr>
+            <w:noProof/>
+            <w:webHidden/>
+          </w:rPr>
+          <w:fldChar w:fldCharType="begin"/>
+        </w:r>
+        <w:r>
+          <w:rPr>
+            <w:noProof/>
+            <w:webHidden/>
+          </w:rPr>
+          <w:instrText xml:space="preserve"> PAGEREF _Toc241594728 \h </w:instrText>
+        </w:r>
+        <w:r>
+          <w:rPr>
+            <w:noProof/>
+            <w:webHidden/>
+          </w:rPr>
+        </w:r>
+        <w:r>
+          <w:rPr>
+            <w:noProof/>
+            <w:webHidden/>
+          </w:rPr>
+          <w:fldChar w:fldCharType="separate"/>
+        </w:r>
+        <w:r>
+          <w:rPr>
+            <w:noProof/>
+            <w:webHidden/>
+          </w:rPr>
+          <w:t>7</w:t>
+        </w:r>
+        <w:r>
+          <w:rPr>
+            <w:noProof/>
+            <w:webHidden/>
+          </w:rPr>
+          <w:fldChar w:fldCharType="end"/>
+        </w:r>
+      </w:hyperlink>
+    </w:p>
+    <w:p>
+      <w:pPr>
+        <w:pStyle w:val="2c"/>
+        <w:tabs>
+          <w:tab w:val="right" w:leader="dot" w:pos="9628"/>
+        </w:tabs>
+        <w:rPr>
+          <w:rFonts w:asciiTheme="minorHAnsi" w:eastAsiaTheme="minorEastAsia" w:hAnsiTheme="minorHAnsi"/>
+          <w:noProof/>
+          <w:lang w:val="ru-RU" w:eastAsia="ru-RU"/>
+        </w:rPr>
+      </w:pPr>
+      <w:hyperlink w:anchor="_Toc241594729" w:history="1">
+        <w:r>
+          <w:rPr>
+            <w:rStyle w:val="aff8"/>
+            <w:noProof/>
+          </w:rPr>
+          <w:t>12. Режимы работы</w:t>
+        </w:r>
+        <w:r>
+          <w:rPr>
+            <w:noProof/>
+            <w:webHidden/>
+          </w:rPr>
+          <w:tab/>
+        </w:r>
+        <w:r>
+          <w:rPr>
+            <w:noProof/>
+            <w:webHidden/>
+          </w:rPr>
+          <w:fldChar w:fldCharType="begin"/>
+        </w:r>
+        <w:r>
+          <w:rPr>
+            <w:noProof/>
+            <w:webHidden/>
+          </w:rPr>
+          <w:instrText xml:space="preserve"> PAGEREF _Toc241594729 \h </w:instrText>
+        </w:r>
+        <w:r>
+          <w:rPr>
+            <w:noProof/>
+            <w:webHidden/>
+          </w:rPr>
+        </w:r>
+        <w:r>
+          <w:rPr>
+            <w:noProof/>
+            <w:webHidden/>
+          </w:rPr>
+          <w:fldChar w:fldCharType="separate"/>
+        </w:r>
+        <w:r>
+          <w:rPr>
+            <w:noProof/>
+            <w:webHidden/>
+          </w:rPr>
+          <w:t>8</w:t>
+        </w:r>
+        <w:r>
+          <w:rPr>
+            <w:noProof/>
+            <w:webHidden/>
+          </w:rPr>
+          <w:fldChar w:fldCharType="end"/>
+        </w:r>
+      </w:hyperlink>
+    </w:p>
+    <w:p>
       <w:r>
         <w:fldChar w:fldCharType="end"/>
       </w:r>
@@ -818,7 +1028,7 @@
       <w:pPr>
         <w:pStyle w:val="1"/>
       </w:pPr>
-      <w:bookmarkStart w:id="0" w:name="_Toc241494129"/>
+      <w:bookmarkStart w:id="0" w:name="_Toc241594717"/>
       <w:r>
         <w:lastRenderedPageBreak/>
         <w:t>Руководство пользователя: руководитель подразделения</w:t>
@@ -840,7 +1050,7 @@
       <w:pPr>
         <w:pStyle w:val="21"/>
       </w:pPr>
-      <w:bookmarkStart w:id="1" w:name="_Toc241494130"/>
+      <w:bookmarkStart w:id="1" w:name="_Toc241594718"/>
       <w:r>
         <w:t>1. Рабочее место</w:t>
       </w:r>
@@ -914,7 +1124,7 @@
           <w:noProof/>
         </w:rPr>
         <w:drawing>
-          <wp:inline distT="0" distB="0" distL="0" distR="0" wp14:anchorId="1B8943A1" wp14:editId="7BF43394">
+          <wp:inline distT="0" distB="0" distL="0" distR="0" wp14:anchorId="64C537B8" wp14:editId="7CF77BDF">
             <wp:extent cx="5940000" cy="3712500"/>
             <wp:effectExtent l="0" t="0" r="0" b="0"/>
             <wp:docPr id="1" name="Picture 1"/>
@@ -966,7 +1176,7 @@
       <w:pPr>
         <w:pStyle w:val="21"/>
       </w:pPr>
-      <w:bookmarkStart w:id="2" w:name="_Toc241494131"/>
+      <w:bookmarkStart w:id="2" w:name="_Toc241594719"/>
       <w:r>
         <w:t>2. Эскала</w:t>
       </w:r>
@@ -1019,7 +1229,7 @@
       <w:pPr>
         <w:pStyle w:val="21"/>
       </w:pPr>
-      <w:bookmarkStart w:id="3" w:name="_Toc241494132"/>
+      <w:bookmarkStart w:id="3" w:name="_Toc241594720"/>
       <w:r>
         <w:t>3. Заявки</w:t>
       </w:r>
@@ -1089,7 +1299,7 @@
         </w:rPr>
         <w:lastRenderedPageBreak/>
         <w:drawing>
-          <wp:inline distT="0" distB="0" distL="0" distR="0" wp14:anchorId="626BA887" wp14:editId="572D354F">
+          <wp:inline distT="0" distB="0" distL="0" distR="0" wp14:anchorId="3D58236E" wp14:editId="795411E4">
             <wp:extent cx="5940000" cy="3712500"/>
             <wp:effectExtent l="0" t="0" r="0" b="0"/>
             <wp:docPr id="2" name="Picture 2"/>
@@ -1141,7 +1351,7 @@
       <w:pPr>
         <w:pStyle w:val="21"/>
       </w:pPr>
-      <w:bookmarkStart w:id="4" w:name="_Toc241494133"/>
+      <w:bookmarkStart w:id="4" w:name="_Toc241594721"/>
       <w:r>
         <w:t>4. План ТО и графики</w:t>
       </w:r>
@@ -1208,7 +1418,7 @@
         </w:rPr>
         <w:lastRenderedPageBreak/>
         <w:drawing>
-          <wp:inline distT="0" distB="0" distL="0" distR="0" wp14:anchorId="7C62F19C" wp14:editId="7ADBECAC">
+          <wp:inline distT="0" distB="0" distL="0" distR="0" wp14:anchorId="293F5D5A" wp14:editId="7EED138B">
             <wp:extent cx="5940000" cy="3712500"/>
             <wp:effectExtent l="0" t="0" r="0" b="0"/>
             <wp:docPr id="3" name="Picture 3"/>
@@ -1260,7 +1470,7 @@
       <w:pPr>
         <w:pStyle w:val="21"/>
       </w:pPr>
-      <w:bookmarkStart w:id="5" w:name="_Toc241494134"/>
+      <w:bookmarkStart w:id="5" w:name="_Toc241594722"/>
       <w:r>
         <w:t>5. Структура зоны и люди</w:t>
       </w:r>
@@ -1444,7 +1654,7 @@
         </w:rPr>
         <w:lastRenderedPageBreak/>
         <w:drawing>
-          <wp:inline distT="0" distB="0" distL="0" distR="0" wp14:anchorId="62137E30" wp14:editId="20DCF372">
+          <wp:inline distT="0" distB="0" distL="0" distR="0" wp14:anchorId="6813B122" wp14:editId="567F4615">
             <wp:extent cx="5940000" cy="3712500"/>
             <wp:effectExtent l="0" t="0" r="0" b="0"/>
             <wp:docPr id="4" name="Picture 4"/>
@@ -1496,7 +1706,7 @@
       <w:pPr>
         <w:pStyle w:val="21"/>
       </w:pPr>
-      <w:bookmarkStart w:id="6" w:name="_Toc241494135"/>
+      <w:bookmarkStart w:id="6" w:name="_Toc241594723"/>
       <w:r>
         <w:t>6. Отчёты</w:t>
       </w:r>
@@ -1516,7 +1726,7 @@
           <w:noProof/>
         </w:rPr>
         <w:drawing>
-          <wp:inline distT="0" distB="0" distL="0" distR="0" wp14:anchorId="5774277E" wp14:editId="1E1BE6C4">
+          <wp:inline distT="0" distB="0" distL="0" distR="0" wp14:anchorId="6BB08093" wp14:editId="6D416549">
             <wp:extent cx="5940000" cy="3712500"/>
             <wp:effectExtent l="0" t="0" r="0" b="0"/>
             <wp:docPr id="5" name="Picture 5"/>
@@ -1568,7 +1778,7 @@
       <w:pPr>
         <w:pStyle w:val="21"/>
       </w:pPr>
-      <w:bookmarkStart w:id="7" w:name="_Toc241494136"/>
+      <w:bookmarkStart w:id="7" w:name="_Toc241594724"/>
       <w:r>
         <w:lastRenderedPageBreak/>
         <w:t>7. Учения</w:t>
@@ -1666,7 +1876,7 @@
       <w:pPr>
         <w:pStyle w:val="21"/>
       </w:pPr>
-      <w:bookmarkStart w:id="8" w:name="_Toc241494137"/>
+      <w:bookmarkStart w:id="8" w:name="_Toc241594725"/>
       <w:r>
         <w:t>8. Вики</w:t>
       </w:r>
@@ -1681,7 +1891,7 @@
       <w:pPr>
         <w:pStyle w:val="21"/>
       </w:pPr>
-      <w:bookmarkStart w:id="9" w:name="_Toc241494138"/>
+      <w:bookmarkStart w:id="9" w:name="_Toc241594726"/>
       <w:r>
         <w:t>9. Раз</w:t>
       </w:r>
@@ -1698,6 +1908,747 @@
         <w:t>ен.</w:t>
       </w:r>
     </w:p>
+    <w:p>
+      <w:pPr>
+        <w:pStyle w:val="21"/>
+      </w:pPr>
+      <w:bookmarkStart w:id="10" w:name="_Toc241594727"/>
+      <w:r>
+        <w:t>10. Заявки: полный цикл</w:t>
+      </w:r>
+      <w:bookmarkEnd w:id="10"/>
+    </w:p>
+    <w:tbl>
+      <w:tblPr>
+        <w:tblStyle w:val="aff0"/>
+        <w:tblW w:w="0" w:type="auto"/>
+        <w:jc w:val="center"/>
+        <w:tblLook w:val="04A0" w:firstRow="1" w:lastRow="0" w:firstColumn="1" w:lastColumn="0" w:noHBand="0" w:noVBand="1"/>
+      </w:tblPr>
+      <w:tblGrid>
+        <w:gridCol w:w="3213"/>
+        <w:gridCol w:w="3213"/>
+        <w:gridCol w:w="3213"/>
+      </w:tblGrid>
+      <w:tr>
+        <w:trPr>
+          <w:tblHeader/>
+          <w:jc w:val="center"/>
+        </w:trPr>
+        <w:tc>
+          <w:tcPr>
+            <w:tcW w:w="3213" w:type="dxa"/>
+            <w:shd w:val="clear" w:color="auto" w:fill="E8EDF6"/>
+          </w:tcPr>
+          <w:p>
+            <w:pPr>
+              <w:keepNext/>
+            </w:pPr>
+            <w:r>
+              <w:rPr>
+                <w:b/>
+                <w:sz w:val="18"/>
+              </w:rPr>
+              <w:t>Статус</w:t>
+            </w:r>
+          </w:p>
+        </w:tc>
+        <w:tc>
+          <w:tcPr>
+            <w:tcW w:w="3213" w:type="dxa"/>
+            <w:shd w:val="clear" w:color="auto" w:fill="E8EDF6"/>
+          </w:tcPr>
+          <w:p>
+            <w:pPr>
+              <w:keepNext/>
+            </w:pPr>
+            <w:r>
+              <w:rPr>
+                <w:b/>
+                <w:sz w:val="18"/>
+              </w:rPr>
+              <w:t>Ваше действие</w:t>
+            </w:r>
+          </w:p>
+        </w:tc>
+        <w:tc>
+          <w:tcPr>
+            <w:tcW w:w="3213" w:type="dxa"/>
+            <w:shd w:val="clear" w:color="auto" w:fill="E8EDF6"/>
+          </w:tcPr>
+          <w:p>
+            <w:pPr>
+              <w:keepNext/>
+            </w:pPr>
+            <w:r>
+              <w:rPr>
+                <w:b/>
+                <w:sz w:val="18"/>
+              </w:rPr>
+              <w:t>Что происходит</w:t>
+            </w:r>
+          </w:p>
+        </w:tc>
+      </w:tr>
+      <w:tr>
+        <w:trPr>
+          <w:jc w:val="center"/>
+        </w:trPr>
+        <w:tc>
+          <w:tcPr>
+            <w:tcW w:w="3213" w:type="dxa"/>
+          </w:tcPr>
+          <w:p>
+            <w:r>
+              <w:rPr>
+                <w:sz w:val="18"/>
+              </w:rPr>
+              <w:t>Черновик</w:t>
+            </w:r>
+          </w:p>
+        </w:tc>
+        <w:tc>
+          <w:tcPr>
+            <w:tcW w:w="3213" w:type="dxa"/>
+          </w:tcPr>
+          <w:p>
+            <w:r>
+              <w:rPr>
+                <w:b/>
+                <w:sz w:val="18"/>
+              </w:rPr>
+              <w:t>«Утвердить»</w:t>
+            </w:r>
+          </w:p>
+        </w:tc>
+        <w:tc>
+          <w:tcPr>
+            <w:tcW w:w="3213" w:type="dxa"/>
+          </w:tcPr>
+          <w:p>
+            <w:r>
+              <w:rPr>
+                <w:sz w:val="18"/>
+              </w:rPr>
+              <w:t>исполнитель — бригадир бригады зоны объекта (без бригады в зоне — пусто, назначьте в админке)</w:t>
+            </w:r>
+          </w:p>
+        </w:tc>
+      </w:tr>
+      <w:tr>
+        <w:trPr>
+          <w:jc w:val="center"/>
+        </w:trPr>
+        <w:tc>
+          <w:tcPr>
+            <w:tcW w:w="3213" w:type="dxa"/>
+          </w:tcPr>
+          <w:p>
+            <w:r>
+              <w:rPr>
+                <w:sz w:val="18"/>
+              </w:rPr>
+              <w:t>Утверждена</w:t>
+            </w:r>
+          </w:p>
+        </w:tc>
+        <w:tc>
+          <w:tcPr>
+            <w:tcW w:w="3213" w:type="dxa"/>
+          </w:tcPr>
+          <w:p>
+            <w:r>
+              <w:rPr>
+                <w:b/>
+                <w:sz w:val="18"/>
+              </w:rPr>
+              <w:t>«Передать в систему заявок»</w:t>
+            </w:r>
+          </w:p>
+        </w:tc>
+        <w:tc>
+          <w:tcPr>
+            <w:tcW w:w="3213" w:type="dxa"/>
+          </w:tcPr>
+          <w:p>
+            <w:r>
+              <w:rPr>
+                <w:sz w:val="18"/>
+              </w:rPr>
+              <w:t xml:space="preserve">заявка получает номер в help </w:t>
+            </w:r>
+            <w:r>
+              <w:rPr>
+                <w:sz w:val="18"/>
+              </w:rPr>
+              <w:t>desk заказчика; дальше статусы приходят оттуда раз в минуту</w:t>
+            </w:r>
+          </w:p>
+        </w:tc>
+      </w:tr>
+      <w:tr>
+        <w:trPr>
+          <w:jc w:val="center"/>
+        </w:trPr>
+        <w:tc>
+          <w:tcPr>
+            <w:tcW w:w="3213" w:type="dxa"/>
+          </w:tcPr>
+          <w:p>
+            <w:r>
+              <w:rPr>
+                <w:sz w:val="18"/>
+              </w:rPr>
+              <w:t>Передана</w:t>
+            </w:r>
+          </w:p>
+        </w:tc>
+        <w:tc>
+          <w:tcPr>
+            <w:tcW w:w="3213" w:type="dxa"/>
+          </w:tcPr>
+          <w:p>
+            <w:r>
+              <w:rPr>
+                <w:sz w:val="18"/>
+              </w:rPr>
+              <w:t>—</w:t>
+            </w:r>
+          </w:p>
+        </w:tc>
+        <w:tc>
+          <w:tcPr>
+            <w:tcW w:w="3213" w:type="dxa"/>
+          </w:tcPr>
+          <w:p>
+            <w:r>
+              <w:rPr>
+                <w:sz w:val="18"/>
+              </w:rPr>
+              <w:t>help desk: «Принята» → «Назначена бригада» → «В работе»</w:t>
+            </w:r>
+          </w:p>
+        </w:tc>
+      </w:tr>
+      <w:tr>
+        <w:trPr>
+          <w:jc w:val="center"/>
+        </w:trPr>
+        <w:tc>
+          <w:tcPr>
+            <w:tcW w:w="3213" w:type="dxa"/>
+          </w:tcPr>
+          <w:p>
+            <w:r>
+              <w:rPr>
+                <w:sz w:val="18"/>
+              </w:rPr>
+              <w:t>В работе</w:t>
+            </w:r>
+          </w:p>
+        </w:tc>
+        <w:tc>
+          <w:tcPr>
+            <w:tcW w:w="3213" w:type="dxa"/>
+          </w:tcPr>
+          <w:p>
+            <w:r>
+              <w:rPr>
+                <w:sz w:val="18"/>
+              </w:rPr>
+              <w:t>—</w:t>
+            </w:r>
+          </w:p>
+        </w:tc>
+        <w:tc>
+          <w:tcPr>
+            <w:tcW w:w="3213" w:type="dxa"/>
+          </w:tcPr>
+          <w:p>
+            <w:r>
+              <w:rPr>
+                <w:sz w:val="18"/>
+              </w:rPr>
+              <w:t>бригада на объекте</w:t>
+            </w:r>
+          </w:p>
+        </w:tc>
+      </w:tr>
+      <w:tr>
+        <w:trPr>
+          <w:jc w:val="center"/>
+        </w:trPr>
+        <w:tc>
+          <w:tcPr>
+            <w:tcW w:w="3213" w:type="dxa"/>
+          </w:tcPr>
+          <w:p>
+            <w:r>
+              <w:rPr>
+                <w:sz w:val="18"/>
+              </w:rPr>
+              <w:t>Выполнена</w:t>
+            </w:r>
+          </w:p>
+        </w:tc>
+        <w:tc>
+          <w:tcPr>
+            <w:tcW w:w="3213" w:type="dxa"/>
+          </w:tcPr>
+          <w:p>
+            <w:r>
+              <w:rPr>
+                <w:sz w:val="18"/>
+              </w:rPr>
+              <w:t>проверить отчёт</w:t>
+            </w:r>
+          </w:p>
+        </w:tc>
+        <w:tc>
+          <w:tcPr>
+            <w:tcW w:w="3213" w:type="dxa"/>
+          </w:tcPr>
+          <w:p>
+            <w:r>
+              <w:rPr>
+                <w:sz w:val="18"/>
+              </w:rPr>
+              <w:t>отчёт и состояние оборудования — в заявке, карточке и реестре</w:t>
+            </w:r>
+          </w:p>
+        </w:tc>
+      </w:tr>
+      <w:tr>
+        <w:trPr>
+          <w:jc w:val="center"/>
+        </w:trPr>
+        <w:tc>
+          <w:tcPr>
+            <w:tcW w:w="3213" w:type="dxa"/>
+          </w:tcPr>
+          <w:p>
+            <w:r>
+              <w:rPr>
+                <w:sz w:val="18"/>
+              </w:rPr>
+              <w:t>Любой до выполнения</w:t>
+            </w:r>
+          </w:p>
+        </w:tc>
+        <w:tc>
+          <w:tcPr>
+            <w:tcW w:w="3213" w:type="dxa"/>
+          </w:tcPr>
+          <w:p>
+            <w:r>
+              <w:rPr>
+                <w:b/>
+                <w:sz w:val="18"/>
+              </w:rPr>
+              <w:t>«Отменить»</w:t>
+            </w:r>
+          </w:p>
+        </w:tc>
+        <w:tc>
+          <w:tcPr>
+            <w:tcW w:w="3213" w:type="dxa"/>
+          </w:tcPr>
+          <w:p>
+            <w:r>
+              <w:rPr>
+                <w:sz w:val="18"/>
+              </w:rPr>
+              <w:t>например, причина устранена дистанционно</w:t>
+            </w:r>
+          </w:p>
+        </w:tc>
+      </w:tr>
+    </w:tbl>
+    <w:p/>
+    <w:p>
+      <w:pPr>
+        <w:pStyle w:val="a0"/>
+      </w:pPr>
+      <w:r>
+        <w:rPr>
+          <w:b/>
+        </w:rPr>
+        <w:t>Без системы заявок</w:t>
+      </w:r>
+      <w:r>
+        <w:t xml:space="preserve"> заказчика (режим без help desk) шага «Передать» нет: бригада берёт утверждённую заявку в работу сама.</w:t>
+      </w:r>
+    </w:p>
+    <w:p>
+      <w:pPr>
+        <w:pStyle w:val="a0"/>
+      </w:pPr>
+      <w:r>
+        <w:t>Карточку инцидента после выполнения закрывает диспетчер решен</w:t>
+      </w:r>
+      <w:r>
+        <w:t>ием «Устранено»; при необходимости — вы, перехватив карточку.</w:t>
+      </w:r>
+    </w:p>
+    <w:p>
+      <w:pPr>
+        <w:pStyle w:val="a0"/>
+      </w:pPr>
+      <w:r>
+        <w:t>«Заявки с просроченным сроком» на рабочем месте — заявки, не выполненные к сроку.</w:t>
+      </w:r>
+    </w:p>
+    <w:p>
+      <w:pPr>
+        <w:pStyle w:val="21"/>
+      </w:pPr>
+      <w:bookmarkStart w:id="11" w:name="_Toc241594728"/>
+      <w:r>
+        <w:t>11. Симулятор датчиков</w:t>
+      </w:r>
+      <w:bookmarkEnd w:id="11"/>
+    </w:p>
+    <w:p>
+      <w:r>
+        <w:t xml:space="preserve">Меню учебного контура → </w:t>
+      </w:r>
+      <w:r>
+        <w:rPr>
+          <w:b/>
+        </w:rPr>
+        <w:t>«Симулятор датчиков»</w:t>
+      </w:r>
+      <w:r>
+        <w:t xml:space="preserve"> (открывается тем же входом):</w:t>
+      </w:r>
+    </w:p>
+    <w:p>
+      <w:pPr>
+        <w:pStyle w:val="a0"/>
+      </w:pPr>
+      <w:r>
+        <w:rPr>
+          <w:b/>
+        </w:rPr>
+        <w:lastRenderedPageBreak/>
+        <w:t>Готовые сценари</w:t>
+      </w:r>
+      <w:r>
+        <w:rPr>
+          <w:b/>
+        </w:rPr>
+        <w:t>и</w:t>
+      </w:r>
+      <w:r>
+        <w:t xml:space="preserve"> — несколько событий на разных объектах полигона одной кнопкой: «Дневная смена: работы и шум», «Ночь: проникновение и возгорание», «Ливень: подтопление», «Авария питания района», «Две аварии сразу», «Работы по наряду и утечка газа». У каждого — что должен</w:t>
+      </w:r>
+      <w:r>
+        <w:t xml:space="preserve"> сделать диспетчер. «Остановить все» отменяет и ещё не начавшиеся события;</w:t>
+      </w:r>
+    </w:p>
+    <w:p>
+      <w:pPr>
+        <w:pStyle w:val="a0"/>
+      </w:pPr>
+      <w:r>
+        <w:rPr>
+          <w:b/>
+        </w:rPr>
+        <w:t>Сценарий</w:t>
+      </w:r>
+      <w:r>
+        <w:t xml:space="preserve"> на выбранном объекте: пожар, газ, подтопление, проникновение, аномальная температура, ППР, работы по наряду, обесточивание, отказ датчика, потеря связи;</w:t>
+      </w:r>
+    </w:p>
+    <w:p>
+      <w:pPr>
+        <w:pStyle w:val="a0"/>
+      </w:pPr>
+      <w:r>
+        <w:rPr>
+          <w:b/>
+        </w:rPr>
+        <w:t>каналы</w:t>
+      </w:r>
+      <w:r>
+        <w:t xml:space="preserve"> объекта: реж</w:t>
+      </w:r>
+      <w:r>
+        <w:t>им, показание, дребезг, служебный код, каскад, охрана.</w:t>
+      </w:r>
+    </w:p>
+    <w:p>
+      <w:pPr>
+        <w:pStyle w:val="21"/>
+      </w:pPr>
+      <w:bookmarkStart w:id="12" w:name="_Toc241594729"/>
+      <w:r>
+        <w:t>12. Режимы работы</w:t>
+      </w:r>
+      <w:bookmarkEnd w:id="12"/>
+    </w:p>
+    <w:tbl>
+      <w:tblPr>
+        <w:tblStyle w:val="aff0"/>
+        <w:tblW w:w="0" w:type="auto"/>
+        <w:jc w:val="center"/>
+        <w:tblLook w:val="04A0" w:firstRow="1" w:lastRow="0" w:firstColumn="1" w:lastColumn="0" w:noHBand="0" w:noVBand="1"/>
+      </w:tblPr>
+      <w:tblGrid>
+        <w:gridCol w:w="3213"/>
+        <w:gridCol w:w="3213"/>
+        <w:gridCol w:w="3213"/>
+      </w:tblGrid>
+      <w:tr>
+        <w:trPr>
+          <w:tblHeader/>
+          <w:jc w:val="center"/>
+        </w:trPr>
+        <w:tc>
+          <w:tcPr>
+            <w:tcW w:w="3213" w:type="dxa"/>
+            <w:shd w:val="clear" w:color="auto" w:fill="E8EDF6"/>
+          </w:tcPr>
+          <w:p>
+            <w:pPr>
+              <w:keepNext/>
+            </w:pPr>
+            <w:r>
+              <w:rPr>
+                <w:b/>
+                <w:sz w:val="18"/>
+              </w:rPr>
+              <w:t>Режим</w:t>
+            </w:r>
+          </w:p>
+        </w:tc>
+        <w:tc>
+          <w:tcPr>
+            <w:tcW w:w="3213" w:type="dxa"/>
+            <w:shd w:val="clear" w:color="auto" w:fill="E8EDF6"/>
+          </w:tcPr>
+          <w:p>
+            <w:pPr>
+              <w:keepNext/>
+            </w:pPr>
+            <w:r>
+              <w:rPr>
+                <w:b/>
+                <w:sz w:val="18"/>
+              </w:rPr>
+              <w:t>Как включить</w:t>
+            </w:r>
+          </w:p>
+        </w:tc>
+        <w:tc>
+          <w:tcPr>
+            <w:tcW w:w="3213" w:type="dxa"/>
+            <w:shd w:val="clear" w:color="auto" w:fill="E8EDF6"/>
+          </w:tcPr>
+          <w:p>
+            <w:pPr>
+              <w:keepNext/>
+            </w:pPr>
+            <w:r>
+              <w:rPr>
+                <w:b/>
+                <w:sz w:val="18"/>
+              </w:rPr>
+              <w:t>Для чего</w:t>
+            </w:r>
+          </w:p>
+        </w:tc>
+      </w:tr>
+      <w:tr>
+        <w:trPr>
+          <w:jc w:val="center"/>
+        </w:trPr>
+        <w:tc>
+          <w:tcPr>
+            <w:tcW w:w="3213" w:type="dxa"/>
+          </w:tcPr>
+          <w:p>
+            <w:r>
+              <w:rPr>
+                <w:sz w:val="18"/>
+              </w:rPr>
+              <w:t>Режимы карты</w:t>
+            </w:r>
+          </w:p>
+        </w:tc>
+        <w:tc>
+          <w:tcPr>
+            <w:tcW w:w="3213" w:type="dxa"/>
+          </w:tcPr>
+          <w:p>
+            <w:r>
+              <w:rPr>
+                <w:sz w:val="18"/>
+              </w:rPr>
+              <w:t>кнопки над картой «Мониторинг»</w:t>
+            </w:r>
+          </w:p>
+        </w:tc>
+        <w:tc>
+          <w:tcPr>
+            <w:tcW w:w="3213" w:type="dxa"/>
+          </w:tcPr>
+          <w:p>
+            <w:r>
+              <w:rPr>
+                <w:sz w:val="18"/>
+              </w:rPr>
+              <w:t>«Обстановка», «Прогноз», «Датчики», «Данные», «Заявки»</w:t>
+            </w:r>
+          </w:p>
+        </w:tc>
+      </w:tr>
+      <w:tr>
+        <w:trPr>
+          <w:jc w:val="center"/>
+        </w:trPr>
+        <w:tc>
+          <w:tcPr>
+            <w:tcW w:w="3213" w:type="dxa"/>
+          </w:tcPr>
+          <w:p>
+            <w:r>
+              <w:rPr>
+                <w:sz w:val="18"/>
+              </w:rPr>
+              <w:t>Спутник и этажи</w:t>
+            </w:r>
+          </w:p>
+        </w:tc>
+        <w:tc>
+          <w:tcPr>
+            <w:tcW w:w="3213" w:type="dxa"/>
+          </w:tcPr>
+          <w:p>
+            <w:r>
+              <w:rPr>
+                <w:sz w:val="18"/>
+              </w:rPr>
+              <w:t xml:space="preserve">кнопка со спутником; </w:t>
+            </w:r>
+            <w:r>
+              <w:rPr>
+                <w:sz w:val="18"/>
+              </w:rPr>
+              <w:t>переключатель этажей справа</w:t>
+            </w:r>
+          </w:p>
+        </w:tc>
+        <w:tc>
+          <w:tcPr>
+            <w:tcW w:w="3213" w:type="dxa"/>
+          </w:tcPr>
+          <w:p>
+            <w:r>
+              <w:rPr>
+                <w:sz w:val="18"/>
+              </w:rPr>
+              <w:t>снимок местности, план этажа, прозрачность плана</w:t>
+            </w:r>
+          </w:p>
+        </w:tc>
+      </w:tr>
+      <w:tr>
+        <w:trPr>
+          <w:jc w:val="center"/>
+        </w:trPr>
+        <w:tc>
+          <w:tcPr>
+            <w:tcW w:w="3213" w:type="dxa"/>
+          </w:tcPr>
+          <w:p>
+            <w:r>
+              <w:rPr>
+                <w:sz w:val="18"/>
+              </w:rPr>
+              <w:t>Учебный контур</w:t>
+            </w:r>
+          </w:p>
+        </w:tc>
+        <w:tc>
+          <w:tcPr>
+            <w:tcW w:w="3213" w:type="dxa"/>
+          </w:tcPr>
+          <w:p>
+            <w:r>
+              <w:rPr>
+                <w:sz w:val="18"/>
+              </w:rPr>
+              <w:t>переключатель в шапке</w:t>
+            </w:r>
+          </w:p>
+        </w:tc>
+        <w:tc>
+          <w:tcPr>
+            <w:tcW w:w="3213" w:type="dxa"/>
+          </w:tcPr>
+          <w:p>
+            <w:r>
+              <w:rPr>
+                <w:sz w:val="18"/>
+              </w:rPr>
+              <w:t>полигон Мю, Кси, Тау: учения, учебные задания, симулятор датчиков с готовыми сценариями; на работу района не влияет</w:t>
+            </w:r>
+          </w:p>
+        </w:tc>
+      </w:tr>
+      <w:tr>
+        <w:trPr>
+          <w:jc w:val="center"/>
+        </w:trPr>
+        <w:tc>
+          <w:tcPr>
+            <w:tcW w:w="3213" w:type="dxa"/>
+          </w:tcPr>
+          <w:p>
+            <w:r>
+              <w:rPr>
+                <w:sz w:val="18"/>
+              </w:rPr>
+              <w:t>Телефон</w:t>
+            </w:r>
+          </w:p>
+        </w:tc>
+        <w:tc>
+          <w:tcPr>
+            <w:tcW w:w="3213" w:type="dxa"/>
+          </w:tcPr>
+          <w:p>
+            <w:r>
+              <w:rPr>
+                <w:sz w:val="18"/>
+              </w:rPr>
+              <w:t>адрес в браузере</w:t>
+            </w:r>
+            <w:r>
+              <w:rPr>
+                <w:sz w:val="18"/>
+              </w:rPr>
+              <w:t xml:space="preserve"> → «Добавить на главный экран»</w:t>
+            </w:r>
+          </w:p>
+        </w:tc>
+        <w:tc>
+          <w:tcPr>
+            <w:tcW w:w="3213" w:type="dxa"/>
+          </w:tcPr>
+          <w:p>
+            <w:r>
+              <w:rPr>
+                <w:sz w:val="18"/>
+              </w:rPr>
+              <w:t>контроль смены с планшета или телефона</w:t>
+            </w:r>
+          </w:p>
+        </w:tc>
+      </w:tr>
+    </w:tbl>
+    <w:p/>
     <w:sectPr>
       <w:footerReference w:type="default" r:id="rId13"/>
       <w:pgSz w:w="11906" w:h="16838"/>
@@ -13400,7 +14351,7 @@
     <w:autoRedefine/>
     <w:uiPriority w:val="39"/>
     <w:unhideWhenUsed/>
-    <w:rsid w:val="00016A3B"/>
+    <w:rsid w:val="0045477C"/>
     <w:pPr>
       <w:spacing w:after="100"/>
     </w:pPr>
@@ -13412,7 +14363,7 @@
     <w:autoRedefine/>
     <w:uiPriority w:val="39"/>
     <w:unhideWhenUsed/>
-    <w:rsid w:val="00016A3B"/>
+    <w:rsid w:val="0045477C"/>
     <w:pPr>
       <w:spacing w:after="100"/>
       <w:ind w:left="220"/>
@@ -13423,7 +14374,7 @@
     <w:basedOn w:val="a2"/>
     <w:uiPriority w:val="99"/>
     <w:unhideWhenUsed/>
-    <w:rsid w:val="00016A3B"/>
+    <w:rsid w:val="0045477C"/>
     <w:rPr>
       <w:color w:val="0000FF" w:themeColor="hyperlink"/>
       <w:u w:val="single"/>
